--- a/docs/SETUP_GUIDE_FOR_CHAI.docx
+++ b/docs/SETUP_GUIDE_FOR_CHAI.docx
@@ -99,16 +99,25 @@
         <w:pStyle w:val="IntenseQuote"/>
       </w:pPr>
       <w:r>
-        <w:t xml:space="preserve">Tip: "Unrecognized client_id" error? That comes from trying to connect Supabase through an outside app or integration. Hindi mo kailangan iyon. Always use the Supabase </w:t>
+        <w:t xml:space="preserve">Tip: Schema changes ship through Supabase's GitHub integration (working directory </w:t>
       </w:r>
       <w:r>
         <w:rPr>
-          <w:b/>
+          <w:rFonts w:ascii="Courier New" w:hAnsi="Courier New"/>
         </w:rPr>
-        <w:t>dashboard</w:t>
-      </w:r>
-      <w:r>
-        <w:t xml:space="preserve"> directly.</w:t>
+        <w:t>.</w:t>
+      </w:r>
+      <w:r>
+        <w:t xml:space="preserve">, deploy to production when </w:t>
+      </w:r>
+      <w:r>
+        <w:rPr>
+          <w:rFonts w:ascii="Courier New" w:hAnsi="Courier New"/>
+        </w:rPr>
+        <w:t>main</w:t>
+      </w:r>
+      <w:r>
+        <w:t xml:space="preserve"> updates). That is separate from Google login. "Unrecognized client_id" is an OAuth client mismatch, usually Google (Step 3), not the migration deploy.</w:t>
       </w:r>
     </w:p>
     <w:p>
@@ -116,7 +125,71 @@
         <w:pStyle w:val="Heading1"/>
       </w:pPr>
       <w:r>
-        <w:t>Step 2. Run the SQL files 001 to 007</w:t>
+        <w:t>Step 2. Database schema (GitHub integration)</w:t>
+      </w:r>
+    </w:p>
+    <w:p>
+      <w:r>
+        <w:t xml:space="preserve">The schema lives only in </w:t>
+      </w:r>
+      <w:r>
+        <w:rPr>
+          <w:rFonts w:ascii="Courier New" w:hAnsi="Courier New"/>
+        </w:rPr>
+        <w:t>supabase/migrations/</w:t>
+      </w:r>
+      <w:r>
+        <w:t xml:space="preserve">. Supabase's GitHub integration is connected with working directory </w:t>
+      </w:r>
+      <w:r>
+        <w:rPr>
+          <w:rFonts w:ascii="Courier New" w:hAnsi="Courier New"/>
+        </w:rPr>
+        <w:t>.</w:t>
+      </w:r>
+      <w:r>
+        <w:t xml:space="preserve"> and </w:t>
+      </w:r>
+      <w:r>
+        <w:rPr>
+          <w:b/>
+        </w:rPr>
+        <w:t>deploy to production on merge to main</w:t>
+      </w:r>
+      <w:r>
+        <w:t xml:space="preserve"> turned on. When a pull request merges to </w:t>
+      </w:r>
+      <w:r>
+        <w:rPr>
+          <w:rFonts w:ascii="Courier New" w:hAnsi="Courier New"/>
+        </w:rPr>
+        <w:t>main</w:t>
+      </w:r>
+      <w:r>
+        <w:t>, Supabase runs any new file in that folder. You do not paste these into the SQL editor for a normal deploy.</w:t>
+      </w:r>
+    </w:p>
+    <w:p>
+      <w:r>
+        <w:t xml:space="preserve">The first seven files are the old </w:t>
+      </w:r>
+      <w:r>
+        <w:rPr>
+          <w:rFonts w:ascii="Courier New" w:hAnsi="Courier New"/>
+        </w:rPr>
+        <w:t>sql/001</w:t>
+      </w:r>
+      <w:r>
+        <w:t xml:space="preserve"> … </w:t>
+      </w:r>
+      <w:r>
+        <w:rPr>
+          <w:rFonts w:ascii="Courier New" w:hAnsi="Courier New"/>
+        </w:rPr>
+        <w:t>007</w:t>
+      </w:r>
+      <w:r>
+        <w:t xml:space="preserve"> scripts, in the same order. They are safe on an empty database and safe if you already ran those scripts by hand:</w:t>
       </w:r>
     </w:p>
     <w:p>
@@ -124,25 +197,10 @@
         <w:pStyle w:val="ListNumber"/>
       </w:pPr>
       <w:r>
-        <w:t xml:space="preserve">In your project, open </w:t>
-      </w:r>
-      <w:r>
         <w:rPr>
-          <w:b/>
+          <w:rFonts w:ascii="Courier New" w:hAnsi="Courier New"/>
         </w:rPr>
-        <w:t>SQL Editor</w:t>
-      </w:r>
-      <w:r>
-        <w:t xml:space="preserve"> → </w:t>
-      </w:r>
-      <w:r>
-        <w:rPr>
-          <w:b/>
-        </w:rPr>
-        <w:t>New query</w:t>
-      </w:r>
-      <w:r>
-        <w:t>.</w:t>
+        <w:t>supabase/migrations/20261029105510_schema.sql</w:t>
       </w:r>
     </w:p>
     <w:p>
@@ -150,25 +208,10 @@
         <w:pStyle w:val="ListNumber"/>
       </w:pPr>
       <w:r>
-        <w:t xml:space="preserve">Open </w:t>
-      </w:r>
-      <w:r>
         <w:rPr>
           <w:rFonts w:ascii="Courier New" w:hAnsi="Courier New"/>
         </w:rPr>
-        <w:t>sql/001_schema.sql</w:t>
-      </w:r>
-      <w:r>
-        <w:t xml:space="preserve"> from the Civi folder in a text editor, copy everything, paste, click </w:t>
-      </w:r>
-      <w:r>
-        <w:rPr>
-          <w:b/>
-        </w:rPr>
-        <w:t>Run</w:t>
-      </w:r>
-      <w:r>
-        <w:t>. You should see "Success".</w:t>
+        <w:t>supabase/migrations/20261029105511_beta.sql</w:t>
       </w:r>
     </w:p>
     <w:p>
@@ -176,61 +219,13 @@
         <w:pStyle w:val="ListNumber"/>
       </w:pPr>
       <w:r>
-        <w:t xml:space="preserve">Repeat, one file at a time, in this exact order: </w:t>
-      </w:r>
-      <w:r>
         <w:rPr>
           <w:rFonts w:ascii="Courier New" w:hAnsi="Courier New"/>
         </w:rPr>
-        <w:t>002_beta.sql</w:t>
-      </w:r>
-      <w:r>
-        <w:t xml:space="preserve">, </w:t>
-      </w:r>
-      <w:r>
-        <w:rPr>
-          <w:rFonts w:ascii="Courier New" w:hAnsi="Courier New"/>
-        </w:rPr>
-        <w:t>003_seed_lounge.sql</w:t>
-      </w:r>
-      <w:r>
-        <w:t xml:space="preserve">, </w:t>
-      </w:r>
-      <w:r>
-        <w:rPr>
-          <w:rFonts w:ascii="Courier New" w:hAnsi="Courier New"/>
-        </w:rPr>
-        <w:t>004_feedback_referral.sql</w:t>
-      </w:r>
-      <w:r>
-        <w:t xml:space="preserve">, </w:t>
-      </w:r>
-      <w:r>
-        <w:rPr>
-          <w:rFonts w:ascii="Courier New" w:hAnsi="Courier New"/>
-        </w:rPr>
-        <w:t>005_empower.sql</w:t>
-      </w:r>
-      <w:r>
-        <w:t xml:space="preserve">, </w:t>
-      </w:r>
-      <w:r>
-        <w:rPr>
-          <w:rFonts w:ascii="Courier New" w:hAnsi="Courier New"/>
-        </w:rPr>
-        <w:t>006_briefing.sql</w:t>
-      </w:r>
-      <w:r>
-        <w:t xml:space="preserve">, </w:t>
-      </w:r>
-      <w:r>
-        <w:rPr>
-          <w:rFonts w:ascii="Courier New" w:hAnsi="Courier New"/>
-        </w:rPr>
-        <w:t>007_ux.sql</w:t>
-      </w:r>
-      <w:r>
-        <w:t>.</w:t>
+        <w:t>supabase/migrations/20261029105513_seed_lounge.sql</w:t>
+      </w:r>
+      <w:r>
+        <w:t xml:space="preserve"> (28 Lounge starter topics; a second run updates the text and does not add duplicates)</w:t>
       </w:r>
     </w:p>
     <w:p>
@@ -238,7 +233,68 @@
         <w:pStyle w:val="ListNumber"/>
       </w:pPr>
       <w:r>
-        <w:t xml:space="preserve">Check </w:t>
+        <w:rPr>
+          <w:rFonts w:ascii="Courier New" w:hAnsi="Courier New"/>
+        </w:rPr>
+        <w:t>supabase/migrations/20261029105515_feedback_referral.sql</w:t>
+      </w:r>
+    </w:p>
+    <w:p>
+      <w:pPr>
+        <w:pStyle w:val="ListNumber"/>
+      </w:pPr>
+      <w:r>
+        <w:rPr>
+          <w:rFonts w:ascii="Courier New" w:hAnsi="Courier New"/>
+        </w:rPr>
+        <w:t>supabase/migrations/20261029105517_empower.sql</w:t>
+      </w:r>
+    </w:p>
+    <w:p>
+      <w:pPr>
+        <w:pStyle w:val="ListNumber"/>
+      </w:pPr>
+      <w:r>
+        <w:rPr>
+          <w:rFonts w:ascii="Courier New" w:hAnsi="Courier New"/>
+        </w:rPr>
+        <w:t>supabase/migrations/20261029105518_briefing.sql</w:t>
+      </w:r>
+    </w:p>
+    <w:p>
+      <w:pPr>
+        <w:pStyle w:val="ListNumber"/>
+      </w:pPr>
+      <w:r>
+        <w:rPr>
+          <w:rFonts w:ascii="Courier New" w:hAnsi="Courier New"/>
+        </w:rPr>
+        <w:t>supabase/migrations/20261029105520_ux.sql</w:t>
+      </w:r>
+    </w:p>
+    <w:p>
+      <w:r>
+        <w:rPr>
+          <w:rFonts w:ascii="Courier New" w:hAnsi="Courier New"/>
+        </w:rPr>
+        <w:t>sql/001_schema.sql</w:t>
+      </w:r>
+      <w:r>
+        <w:t xml:space="preserve"> … </w:t>
+      </w:r>
+      <w:r>
+        <w:rPr>
+          <w:rFonts w:ascii="Courier New" w:hAnsi="Courier New"/>
+        </w:rPr>
+        <w:t>sql/007_ux.sql</w:t>
+      </w:r>
+      <w:r>
+        <w:t xml:space="preserve"> only point at those files. Do not edit them and do not paste them. Pasting one stops with an error that names the real file.</w:t>
+      </w:r>
+    </w:p>
+    <w:p>
+      <w:r>
+        <w:t xml:space="preserve">After the merge that adds these files, open </w:t>
       </w:r>
       <w:r>
         <w:rPr>
@@ -247,7 +303,7 @@
         <w:t>Table Editor</w:t>
       </w:r>
       <w:r>
-        <w:t xml:space="preserve">: you should see tables like </w:t>
+        <w:t xml:space="preserve">. You should see tables like </w:t>
       </w:r>
       <w:r>
         <w:rPr>
@@ -284,6 +340,141 @@
       </w:r>
       <w:r>
         <w:t>.</w:t>
+      </w:r>
+    </w:p>
+    <w:p>
+      <w:r>
+        <w:rPr>
+          <w:b/>
+        </w:rPr>
+        <w:t>Every later schema change:</w:t>
+      </w:r>
+    </w:p>
+    <w:p>
+      <w:pPr>
+        <w:pStyle w:val="ListNumber"/>
+      </w:pPr>
+      <w:r>
+        <w:t xml:space="preserve">On your computer, in the Civi folder, run </w:t>
+      </w:r>
+      <w:r>
+        <w:rPr>
+          <w:rFonts w:ascii="Courier New" w:hAnsi="Courier New"/>
+        </w:rPr>
+        <w:t>supabase migration new short_name</w:t>
+      </w:r>
+      <w:r>
+        <w:t xml:space="preserve"> (install the [Supabase CLI](https://supabase.com/docs/guides/local-development/cli/getting-started) once if you do not have it).</w:t>
+      </w:r>
+    </w:p>
+    <w:p>
+      <w:pPr>
+        <w:pStyle w:val="ListNumber"/>
+      </w:pPr>
+      <w:r>
+        <w:t xml:space="preserve">Write the SQL in the new file it creates under </w:t>
+      </w:r>
+      <w:r>
+        <w:rPr>
+          <w:rFonts w:ascii="Courier New" w:hAnsi="Courier New"/>
+        </w:rPr>
+        <w:t>supabase/migrations/</w:t>
+      </w:r>
+      <w:r>
+        <w:t xml:space="preserve">. Use </w:t>
+      </w:r>
+      <w:r>
+        <w:rPr>
+          <w:rFonts w:ascii="Courier New" w:hAnsi="Courier New"/>
+        </w:rPr>
+        <w:t>IF NOT EXISTS</w:t>
+      </w:r>
+      <w:r>
+        <w:t xml:space="preserve">, </w:t>
+      </w:r>
+      <w:r>
+        <w:rPr>
+          <w:rFonts w:ascii="Courier New" w:hAnsi="Courier New"/>
+        </w:rPr>
+        <w:t>CREATE OR REPLACE</w:t>
+      </w:r>
+      <w:r>
+        <w:t xml:space="preserve">, </w:t>
+      </w:r>
+      <w:r>
+        <w:rPr>
+          <w:rFonts w:ascii="Courier New" w:hAnsi="Courier New"/>
+        </w:rPr>
+        <w:t>DROP POLICY IF EXISTS</w:t>
+      </w:r>
+      <w:r>
+        <w:t xml:space="preserve"> before </w:t>
+      </w:r>
+      <w:r>
+        <w:rPr>
+          <w:rFonts w:ascii="Courier New" w:hAnsi="Courier New"/>
+        </w:rPr>
+        <w:t>CREATE POLICY</w:t>
+      </w:r>
+      <w:r>
+        <w:t xml:space="preserve">, and </w:t>
+      </w:r>
+      <w:r>
+        <w:rPr>
+          <w:rFonts w:ascii="Courier New" w:hAnsi="Courier New"/>
+        </w:rPr>
+        <w:t>ON CONFLICT DO NOTHING</w:t>
+      </w:r>
+      <w:r>
+        <w:t xml:space="preserve"> for seed rows.</w:t>
+      </w:r>
+    </w:p>
+    <w:p>
+      <w:pPr>
+        <w:pStyle w:val="ListNumber"/>
+      </w:pPr>
+      <w:r>
+        <w:t xml:space="preserve">Commit, open a pull request, merge to </w:t>
+      </w:r>
+      <w:r>
+        <w:rPr>
+          <w:rFonts w:ascii="Courier New" w:hAnsi="Courier New"/>
+        </w:rPr>
+        <w:t>main</w:t>
+      </w:r>
+      <w:r>
+        <w:t>.</w:t>
+      </w:r>
+    </w:p>
+    <w:p>
+      <w:pPr>
+        <w:pStyle w:val="ListNumber"/>
+      </w:pPr>
+      <w:r>
+        <w:t>Supabase applies only that new file. Do not change a migration that already ran on production. Add another file instead.</w:t>
+      </w:r>
+    </w:p>
+    <w:p>
+      <w:r>
+        <w:t xml:space="preserve">Never put the </w:t>
+      </w:r>
+      <w:r>
+        <w:rPr>
+          <w:rFonts w:ascii="Courier New" w:hAnsi="Courier New"/>
+        </w:rPr>
+        <w:t>service_role</w:t>
+      </w:r>
+      <w:r>
+        <w:t xml:space="preserve"> key, or any other secret, in a migration or in </w:t>
+      </w:r>
+      <w:r>
+        <w:rPr>
+          <w:rFonts w:ascii="Courier New" w:hAnsi="Courier New"/>
+        </w:rPr>
+        <w:t>supabase/config.toml</w:t>
+      </w:r>
+      <w:r>
+        <w:t>. n8n is the only place for the service role key.</w:t>
       </w:r>
     </w:p>
     <w:p>
@@ -291,7 +482,7 @@
         <w:pStyle w:val="IntenseQuote"/>
       </w:pPr>
       <w:r>
-        <w:t>Tip: kapag nag-error ang isang file, huwag nang ituloy ang susunod. I-screenshot ang error.</w:t>
+        <w:t>Tip: kapag nag-error ang deploy, huwag gumawa ng bagong file na may parehong pangalan. I-screenshot ang migration name at ang error.</w:t>
       </w:r>
     </w:p>
     <w:p>
@@ -1518,7 +1709,7 @@
           </w:tcPr>
           <w:p>
             <w:r>
-              <w:t>"Unrecognized client_id" when connecting Supabase</w:t>
+              <w:t>"Unrecognized client_id"</w:t>
             </w:r>
           </w:p>
         </w:tc>
@@ -1528,7 +1719,7 @@
           </w:tcPr>
           <w:p>
             <w:r>
-              <w:t>You don't connect Supabase through outside apps. Use the dashboard (Step 1–3).</w:t>
+              <w:t>OAuth client mismatch, usually Google (Step 3). Schema deploys through the GitHub integration (Step 2), not through that client id.</w:t>
             </w:r>
           </w:p>
         </w:tc>
@@ -1727,16 +1918,7 @@
           </w:tcPr>
           <w:p>
             <w:r>
-              <w:t xml:space="preserve">Safe to ignore for </w:t>
-            </w:r>
-            <w:r>
-              <w:rPr>
-                <w:rFonts w:ascii="Courier New" w:hAnsi="Courier New"/>
-              </w:rPr>
-              <w:t>if not exists</w:t>
-            </w:r>
-            <w:r>
-              <w:t>; otherwise you ran a file twice out of order. Screenshot it.</w:t>
+              <w:t>These migrations are written to be re-run. If a merge still errors, screenshot the migration name and the message. Do not rename a file that already ran.</w:t>
             </w:r>
           </w:p>
         </w:tc>
